--- a/assets/Resultado.docx
+++ b/assets/Resultado.docx
@@ -2037,12 +2037,14 @@
                             <w:r>
                               <w:t>%</w:t>
                             </w:r>
+                            <w:proofErr w:type="spellStart"/>
                             <w:r>
                               <w:t>resultado</w:t>
                             </w:r>
                             <w:r>
                               <w:t>E</w:t>
                             </w:r>
+                            <w:proofErr w:type="spellEnd"/>
                             <w:r>
                               <w:t>}</w:t>
                             </w:r>
@@ -2080,12 +2082,14 @@
                       <w:r>
                         <w:t>%</w:t>
                       </w:r>
+                      <w:proofErr w:type="spellStart"/>
                       <w:r>
                         <w:t>resultado</w:t>
                       </w:r>
                       <w:r>
                         <w:t>E</w:t>
                       </w:r>
+                      <w:proofErr w:type="spellEnd"/>
                       <w:r>
                         <w:t>}</w:t>
                       </w:r>
@@ -2155,8 +2159,13 @@
                             <w:r>
                               <w:t>%</w:t>
                             </w:r>
-                            <w:r>
-                              <w:t>resultadoD}</w:t>
+                            <w:proofErr w:type="spellStart"/>
+                            <w:r>
+                              <w:t>resultadoD</w:t>
+                            </w:r>
+                            <w:proofErr w:type="spellEnd"/>
+                            <w:r>
+                              <w:t>}</w:t>
                             </w:r>
                           </w:p>
                         </w:txbxContent>
@@ -2188,8 +2197,13 @@
                       <w:r>
                         <w:t>%</w:t>
                       </w:r>
+                      <w:proofErr w:type="spellStart"/>
                       <w:r>
-                        <w:t>resultadoD}</w:t>
+                        <w:t>resultadoD</w:t>
+                      </w:r>
+                      <w:proofErr w:type="spellEnd"/>
+                      <w:r>
+                        <w:t>}</w:t>
                       </w:r>
                     </w:p>
                   </w:txbxContent>
@@ -2333,6 +2347,7 @@
                                       <w14:ligatures w14:val="none"/>
                                     </w:rPr>
                                   </w:pPr>
+                                  <w:proofErr w:type="spellStart"/>
                                   <w:r>
                                     <w:rPr>
                                       <w:rFonts w:ascii="Arial" w:eastAsia="Times New Roman" w:hAnsi="Arial" w:cs="Arial"/>
@@ -2343,7 +2358,46 @@
                                       <w:lang w:eastAsia="pt-BR"/>
                                       <w14:ligatures w14:val="none"/>
                                     </w:rPr>
-                                    <w:t>Dt Nasc:</w:t>
+                                    <w:t>Dt</w:t>
+                                  </w:r>
+                                  <w:proofErr w:type="spellEnd"/>
+                                  <w:r>
+                                    <w:rPr>
+                                      <w:rFonts w:ascii="Arial" w:eastAsia="Times New Roman" w:hAnsi="Arial" w:cs="Arial"/>
+                                      <w:color w:val="000000"/>
+                                      <w:kern w:val="0"/>
+                                      <w:sz w:val="32"/>
+                                      <w:szCs w:val="32"/>
+                                      <w:lang w:eastAsia="pt-BR"/>
+                                      <w14:ligatures w14:val="none"/>
+                                    </w:rPr>
+                                    <w:t xml:space="preserve"> </w:t>
+                                  </w:r>
+                                  <w:proofErr w:type="spellStart"/>
+                                  <w:r>
+                                    <w:rPr>
+                                      <w:rFonts w:ascii="Arial" w:eastAsia="Times New Roman" w:hAnsi="Arial" w:cs="Arial"/>
+                                      <w:color w:val="000000"/>
+                                      <w:kern w:val="0"/>
+                                      <w:sz w:val="32"/>
+                                      <w:szCs w:val="32"/>
+                                      <w:lang w:eastAsia="pt-BR"/>
+                                      <w14:ligatures w14:val="none"/>
+                                    </w:rPr>
+                                    <w:t>Nasc</w:t>
+                                  </w:r>
+                                  <w:proofErr w:type="spellEnd"/>
+                                  <w:r>
+                                    <w:rPr>
+                                      <w:rFonts w:ascii="Arial" w:eastAsia="Times New Roman" w:hAnsi="Arial" w:cs="Arial"/>
+                                      <w:color w:val="000000"/>
+                                      <w:kern w:val="0"/>
+                                      <w:sz w:val="32"/>
+                                      <w:szCs w:val="32"/>
+                                      <w:lang w:eastAsia="pt-BR"/>
+                                      <w14:ligatures w14:val="none"/>
+                                    </w:rPr>
+                                    <w:t>:</w:t>
                                   </w:r>
                                 </w:p>
                               </w:tc>
@@ -2507,6 +2561,7 @@
                                 <w14:ligatures w14:val="none"/>
                               </w:rPr>
                             </w:pPr>
+                            <w:proofErr w:type="spellStart"/>
                             <w:r>
                               <w:rPr>
                                 <w:rFonts w:ascii="Arial" w:eastAsia="Times New Roman" w:hAnsi="Arial" w:cs="Arial"/>
@@ -2517,7 +2572,46 @@
                                 <w:lang w:eastAsia="pt-BR"/>
                                 <w14:ligatures w14:val="none"/>
                               </w:rPr>
-                              <w:t>Dt Nasc:</w:t>
+                              <w:t>Dt</w:t>
+                            </w:r>
+                            <w:proofErr w:type="spellEnd"/>
+                            <w:r>
+                              <w:rPr>
+                                <w:rFonts w:ascii="Arial" w:eastAsia="Times New Roman" w:hAnsi="Arial" w:cs="Arial"/>
+                                <w:color w:val="000000"/>
+                                <w:kern w:val="0"/>
+                                <w:sz w:val="32"/>
+                                <w:szCs w:val="32"/>
+                                <w:lang w:eastAsia="pt-BR"/>
+                                <w14:ligatures w14:val="none"/>
+                              </w:rPr>
+                              <w:t xml:space="preserve"> </w:t>
+                            </w:r>
+                            <w:proofErr w:type="spellStart"/>
+                            <w:r>
+                              <w:rPr>
+                                <w:rFonts w:ascii="Arial" w:eastAsia="Times New Roman" w:hAnsi="Arial" w:cs="Arial"/>
+                                <w:color w:val="000000"/>
+                                <w:kern w:val="0"/>
+                                <w:sz w:val="32"/>
+                                <w:szCs w:val="32"/>
+                                <w:lang w:eastAsia="pt-BR"/>
+                                <w14:ligatures w14:val="none"/>
+                              </w:rPr>
+                              <w:t>Nasc</w:t>
+                            </w:r>
+                            <w:proofErr w:type="spellEnd"/>
+                            <w:r>
+                              <w:rPr>
+                                <w:rFonts w:ascii="Arial" w:eastAsia="Times New Roman" w:hAnsi="Arial" w:cs="Arial"/>
+                                <w:color w:val="000000"/>
+                                <w:kern w:val="0"/>
+                                <w:sz w:val="32"/>
+                                <w:szCs w:val="32"/>
+                                <w:lang w:eastAsia="pt-BR"/>
+                                <w14:ligatures w14:val="none"/>
+                              </w:rPr>
+                              <w:t>:</w:t>
                             </w:r>
                           </w:p>
                         </w:tc>
@@ -2803,6 +2897,7 @@
                                       <w14:ligatures w14:val="none"/>
                                     </w:rPr>
                                   </w:pPr>
+                                  <w:proofErr w:type="spellStart"/>
                                   <w:r>
                                     <w:rPr>
                                       <w:rFonts w:ascii="Arial" w:eastAsia="Times New Roman" w:hAnsi="Arial" w:cs="Arial"/>
@@ -2813,7 +2908,46 @@
                                       <w:lang w:eastAsia="pt-BR"/>
                                       <w14:ligatures w14:val="none"/>
                                     </w:rPr>
-                                    <w:t>Dt Nasc:</w:t>
+                                    <w:t>Dt</w:t>
+                                  </w:r>
+                                  <w:proofErr w:type="spellEnd"/>
+                                  <w:r>
+                                    <w:rPr>
+                                      <w:rFonts w:ascii="Arial" w:eastAsia="Times New Roman" w:hAnsi="Arial" w:cs="Arial"/>
+                                      <w:color w:val="000000"/>
+                                      <w:kern w:val="0"/>
+                                      <w:sz w:val="32"/>
+                                      <w:szCs w:val="32"/>
+                                      <w:lang w:eastAsia="pt-BR"/>
+                                      <w14:ligatures w14:val="none"/>
+                                    </w:rPr>
+                                    <w:t xml:space="preserve"> </w:t>
+                                  </w:r>
+                                  <w:proofErr w:type="spellStart"/>
+                                  <w:r>
+                                    <w:rPr>
+                                      <w:rFonts w:ascii="Arial" w:eastAsia="Times New Roman" w:hAnsi="Arial" w:cs="Arial"/>
+                                      <w:color w:val="000000"/>
+                                      <w:kern w:val="0"/>
+                                      <w:sz w:val="32"/>
+                                      <w:szCs w:val="32"/>
+                                      <w:lang w:eastAsia="pt-BR"/>
+                                      <w14:ligatures w14:val="none"/>
+                                    </w:rPr>
+                                    <w:t>Nasc</w:t>
+                                  </w:r>
+                                  <w:proofErr w:type="spellEnd"/>
+                                  <w:r>
+                                    <w:rPr>
+                                      <w:rFonts w:ascii="Arial" w:eastAsia="Times New Roman" w:hAnsi="Arial" w:cs="Arial"/>
+                                      <w:color w:val="000000"/>
+                                      <w:kern w:val="0"/>
+                                      <w:sz w:val="32"/>
+                                      <w:szCs w:val="32"/>
+                                      <w:lang w:eastAsia="pt-BR"/>
+                                      <w14:ligatures w14:val="none"/>
+                                    </w:rPr>
+                                    <w:t>:</w:t>
                                   </w:r>
                                 </w:p>
                               </w:tc>
@@ -3063,6 +3197,7 @@
                                 <w14:ligatures w14:val="none"/>
                               </w:rPr>
                             </w:pPr>
+                            <w:proofErr w:type="spellStart"/>
                             <w:r>
                               <w:rPr>
                                 <w:rFonts w:ascii="Arial" w:eastAsia="Times New Roman" w:hAnsi="Arial" w:cs="Arial"/>
@@ -3073,7 +3208,46 @@
                                 <w:lang w:eastAsia="pt-BR"/>
                                 <w14:ligatures w14:val="none"/>
                               </w:rPr>
-                              <w:t>Dt Nasc:</w:t>
+                              <w:t>Dt</w:t>
+                            </w:r>
+                            <w:proofErr w:type="spellEnd"/>
+                            <w:r>
+                              <w:rPr>
+                                <w:rFonts w:ascii="Arial" w:eastAsia="Times New Roman" w:hAnsi="Arial" w:cs="Arial"/>
+                                <w:color w:val="000000"/>
+                                <w:kern w:val="0"/>
+                                <w:sz w:val="32"/>
+                                <w:szCs w:val="32"/>
+                                <w:lang w:eastAsia="pt-BR"/>
+                                <w14:ligatures w14:val="none"/>
+                              </w:rPr>
+                              <w:t xml:space="preserve"> </w:t>
+                            </w:r>
+                            <w:proofErr w:type="spellStart"/>
+                            <w:r>
+                              <w:rPr>
+                                <w:rFonts w:ascii="Arial" w:eastAsia="Times New Roman" w:hAnsi="Arial" w:cs="Arial"/>
+                                <w:color w:val="000000"/>
+                                <w:kern w:val="0"/>
+                                <w:sz w:val="32"/>
+                                <w:szCs w:val="32"/>
+                                <w:lang w:eastAsia="pt-BR"/>
+                                <w14:ligatures w14:val="none"/>
+                              </w:rPr>
+                              <w:t>Nasc</w:t>
+                            </w:r>
+                            <w:proofErr w:type="spellEnd"/>
+                            <w:r>
+                              <w:rPr>
+                                <w:rFonts w:ascii="Arial" w:eastAsia="Times New Roman" w:hAnsi="Arial" w:cs="Arial"/>
+                                <w:color w:val="000000"/>
+                                <w:kern w:val="0"/>
+                                <w:sz w:val="32"/>
+                                <w:szCs w:val="32"/>
+                                <w:lang w:eastAsia="pt-BR"/>
+                                <w14:ligatures w14:val="none"/>
+                              </w:rPr>
+                              <w:t>:</w:t>
                             </w:r>
                           </w:p>
                         </w:tc>
@@ -3210,11 +3384,19 @@
                               </w:rPr>
                               <w:t>{</w:t>
                             </w:r>
+                            <w:proofErr w:type="spellStart"/>
                             <w:r>
                               <w:rPr>
                                 <w:rFonts w:cs="Arial"/>
                               </w:rPr>
-                              <w:t>tipoExame}</w:t>
+                              <w:t>tipoExame</w:t>
+                            </w:r>
+                            <w:proofErr w:type="spellEnd"/>
+                            <w:r>
+                              <w:rPr>
+                                <w:rFonts w:cs="Arial"/>
+                              </w:rPr>
+                              <w:t>}</w:t>
                             </w:r>
                           </w:p>
                           <w:p>
@@ -3268,6 +3450,7 @@
                                       <w14:ligatures w14:val="none"/>
                                     </w:rPr>
                                   </w:pPr>
+                                  <w:proofErr w:type="spellStart"/>
                                   <w:r>
                                     <w:rPr>
                                       <w:rFonts w:ascii="Arial" w:eastAsia="Times New Roman" w:hAnsi="Arial" w:cs="Arial"/>
@@ -3278,7 +3461,46 @@
                                       <w:lang w:eastAsia="pt-BR"/>
                                       <w14:ligatures w14:val="none"/>
                                     </w:rPr>
-                                    <w:t>Dt Nasc:</w:t>
+                                    <w:t>Dt</w:t>
+                                  </w:r>
+                                  <w:proofErr w:type="spellEnd"/>
+                                  <w:r>
+                                    <w:rPr>
+                                      <w:rFonts w:ascii="Arial" w:eastAsia="Times New Roman" w:hAnsi="Arial" w:cs="Arial"/>
+                                      <w:color w:val="000000"/>
+                                      <w:kern w:val="0"/>
+                                      <w:sz w:val="32"/>
+                                      <w:szCs w:val="32"/>
+                                      <w:lang w:eastAsia="pt-BR"/>
+                                      <w14:ligatures w14:val="none"/>
+                                    </w:rPr>
+                                    <w:t xml:space="preserve"> </w:t>
+                                  </w:r>
+                                  <w:proofErr w:type="spellStart"/>
+                                  <w:r>
+                                    <w:rPr>
+                                      <w:rFonts w:ascii="Arial" w:eastAsia="Times New Roman" w:hAnsi="Arial" w:cs="Arial"/>
+                                      <w:color w:val="000000"/>
+                                      <w:kern w:val="0"/>
+                                      <w:sz w:val="32"/>
+                                      <w:szCs w:val="32"/>
+                                      <w:lang w:eastAsia="pt-BR"/>
+                                      <w14:ligatures w14:val="none"/>
+                                    </w:rPr>
+                                    <w:t>Nasc</w:t>
+                                  </w:r>
+                                  <w:proofErr w:type="spellEnd"/>
+                                  <w:r>
+                                    <w:rPr>
+                                      <w:rFonts w:ascii="Arial" w:eastAsia="Times New Roman" w:hAnsi="Arial" w:cs="Arial"/>
+                                      <w:color w:val="000000"/>
+                                      <w:kern w:val="0"/>
+                                      <w:sz w:val="32"/>
+                                      <w:szCs w:val="32"/>
+                                      <w:lang w:eastAsia="pt-BR"/>
+                                      <w14:ligatures w14:val="none"/>
+                                    </w:rPr>
+                                    <w:t>:</w:t>
                                   </w:r>
                                 </w:p>
                               </w:tc>
@@ -3379,11 +3601,19 @@
                         </w:rPr>
                         <w:t>{</w:t>
                       </w:r>
+                      <w:proofErr w:type="spellStart"/>
                       <w:r>
                         <w:rPr>
                           <w:rFonts w:cs="Arial"/>
                         </w:rPr>
-                        <w:t>tipoExame}</w:t>
+                        <w:t>tipoExame</w:t>
+                      </w:r>
+                      <w:proofErr w:type="spellEnd"/>
+                      <w:r>
+                        <w:rPr>
+                          <w:rFonts w:cs="Arial"/>
+                        </w:rPr>
+                        <w:t>}</w:t>
                       </w:r>
                     </w:p>
                     <w:p>
@@ -3437,6 +3667,7 @@
                                 <w14:ligatures w14:val="none"/>
                               </w:rPr>
                             </w:pPr>
+                            <w:proofErr w:type="spellStart"/>
                             <w:r>
                               <w:rPr>
                                 <w:rFonts w:ascii="Arial" w:eastAsia="Times New Roman" w:hAnsi="Arial" w:cs="Arial"/>
@@ -3447,7 +3678,46 @@
                                 <w:lang w:eastAsia="pt-BR"/>
                                 <w14:ligatures w14:val="none"/>
                               </w:rPr>
-                              <w:t>Dt Nasc:</w:t>
+                              <w:t>Dt</w:t>
+                            </w:r>
+                            <w:proofErr w:type="spellEnd"/>
+                            <w:r>
+                              <w:rPr>
+                                <w:rFonts w:ascii="Arial" w:eastAsia="Times New Roman" w:hAnsi="Arial" w:cs="Arial"/>
+                                <w:color w:val="000000"/>
+                                <w:kern w:val="0"/>
+                                <w:sz w:val="32"/>
+                                <w:szCs w:val="32"/>
+                                <w:lang w:eastAsia="pt-BR"/>
+                                <w14:ligatures w14:val="none"/>
+                              </w:rPr>
+                              <w:t xml:space="preserve"> </w:t>
+                            </w:r>
+                            <w:proofErr w:type="spellStart"/>
+                            <w:r>
+                              <w:rPr>
+                                <w:rFonts w:ascii="Arial" w:eastAsia="Times New Roman" w:hAnsi="Arial" w:cs="Arial"/>
+                                <w:color w:val="000000"/>
+                                <w:kern w:val="0"/>
+                                <w:sz w:val="32"/>
+                                <w:szCs w:val="32"/>
+                                <w:lang w:eastAsia="pt-BR"/>
+                                <w14:ligatures w14:val="none"/>
+                              </w:rPr>
+                              <w:t>Nasc</w:t>
+                            </w:r>
+                            <w:proofErr w:type="spellEnd"/>
+                            <w:r>
+                              <w:rPr>
+                                <w:rFonts w:ascii="Arial" w:eastAsia="Times New Roman" w:hAnsi="Arial" w:cs="Arial"/>
+                                <w:color w:val="000000"/>
+                                <w:kern w:val="0"/>
+                                <w:sz w:val="32"/>
+                                <w:szCs w:val="32"/>
+                                <w:lang w:eastAsia="pt-BR"/>
+                                <w14:ligatures w14:val="none"/>
+                              </w:rPr>
+                              <w:t>:</w:t>
                             </w:r>
                           </w:p>
                         </w:tc>
@@ -3584,11 +3854,19 @@
                               </w:rPr>
                               <w:t>{</w:t>
                             </w:r>
+                            <w:proofErr w:type="spellStart"/>
                             <w:r>
                               <w:rPr>
                                 <w:rFonts w:cs="Arial"/>
                               </w:rPr>
-                              <w:t>dataExame}</w:t>
+                              <w:t>dataExame</w:t>
+                            </w:r>
+                            <w:proofErr w:type="spellEnd"/>
+                            <w:r>
+                              <w:rPr>
+                                <w:rFonts w:cs="Arial"/>
+                              </w:rPr>
+                              <w:t>}</w:t>
                             </w:r>
                           </w:p>
                           <w:tbl>
@@ -3657,7 +3935,33 @@
                                       <w:lang w:eastAsia="pt-BR"/>
                                       <w14:ligatures w14:val="none"/>
                                     </w:rPr>
-                                    <w:t xml:space="preserve"> Nasc:</w:t>
+                                    <w:t xml:space="preserve"> </w:t>
+                                  </w:r>
+                                  <w:proofErr w:type="spellStart"/>
+                                  <w:r>
+                                    <w:rPr>
+                                      <w:rFonts w:ascii="Arial" w:eastAsia="Times New Roman" w:hAnsi="Arial" w:cs="Arial"/>
+                                      <w:color w:val="000000"/>
+                                      <w:kern w:val="0"/>
+                                      <w:sz w:val="32"/>
+                                      <w:szCs w:val="32"/>
+                                      <w:lang w:eastAsia="pt-BR"/>
+                                      <w14:ligatures w14:val="none"/>
+                                    </w:rPr>
+                                    <w:t>Nasc</w:t>
+                                  </w:r>
+                                  <w:proofErr w:type="spellEnd"/>
+                                  <w:r>
+                                    <w:rPr>
+                                      <w:rFonts w:ascii="Arial" w:eastAsia="Times New Roman" w:hAnsi="Arial" w:cs="Arial"/>
+                                      <w:color w:val="000000"/>
+                                      <w:kern w:val="0"/>
+                                      <w:sz w:val="32"/>
+                                      <w:szCs w:val="32"/>
+                                      <w:lang w:eastAsia="pt-BR"/>
+                                      <w14:ligatures w14:val="none"/>
+                                    </w:rPr>
+                                    <w:t>:</w:t>
                                   </w:r>
                                 </w:p>
                               </w:tc>
@@ -3758,11 +4062,19 @@
                         </w:rPr>
                         <w:t>{</w:t>
                       </w:r>
+                      <w:proofErr w:type="spellStart"/>
                       <w:r>
                         <w:rPr>
                           <w:rFonts w:cs="Arial"/>
                         </w:rPr>
-                        <w:t>dataExame}</w:t>
+                        <w:t>dataExame</w:t>
+                      </w:r>
+                      <w:proofErr w:type="spellEnd"/>
+                      <w:r>
+                        <w:rPr>
+                          <w:rFonts w:cs="Arial"/>
+                        </w:rPr>
+                        <w:t>}</w:t>
                       </w:r>
                     </w:p>
                     <w:tbl>
@@ -3831,7 +4143,33 @@
                                 <w:lang w:eastAsia="pt-BR"/>
                                 <w14:ligatures w14:val="none"/>
                               </w:rPr>
-                              <w:t xml:space="preserve"> Nasc:</w:t>
+                              <w:t xml:space="preserve"> </w:t>
+                            </w:r>
+                            <w:proofErr w:type="spellStart"/>
+                            <w:r>
+                              <w:rPr>
+                                <w:rFonts w:ascii="Arial" w:eastAsia="Times New Roman" w:hAnsi="Arial" w:cs="Arial"/>
+                                <w:color w:val="000000"/>
+                                <w:kern w:val="0"/>
+                                <w:sz w:val="32"/>
+                                <w:szCs w:val="32"/>
+                                <w:lang w:eastAsia="pt-BR"/>
+                                <w14:ligatures w14:val="none"/>
+                              </w:rPr>
+                              <w:t>Nasc</w:t>
+                            </w:r>
+                            <w:proofErr w:type="spellEnd"/>
+                            <w:r>
+                              <w:rPr>
+                                <w:rFonts w:ascii="Arial" w:eastAsia="Times New Roman" w:hAnsi="Arial" w:cs="Arial"/>
+                                <w:color w:val="000000"/>
+                                <w:kern w:val="0"/>
+                                <w:sz w:val="32"/>
+                                <w:szCs w:val="32"/>
+                                <w:lang w:eastAsia="pt-BR"/>
+                                <w14:ligatures w14:val="none"/>
+                              </w:rPr>
+                              <w:t>:</w:t>
                             </w:r>
                           </w:p>
                         </w:tc>
@@ -4035,6 +4373,7 @@
                                       <w14:ligatures w14:val="none"/>
                                     </w:rPr>
                                   </w:pPr>
+                                  <w:proofErr w:type="spellStart"/>
                                   <w:r>
                                     <w:rPr>
                                       <w:rFonts w:ascii="Arial" w:eastAsia="Times New Roman" w:hAnsi="Arial" w:cs="Arial"/>
@@ -4045,7 +4384,46 @@
                                       <w:lang w:eastAsia="pt-BR"/>
                                       <w14:ligatures w14:val="none"/>
                                     </w:rPr>
-                                    <w:t>Dt Nasc:</w:t>
+                                    <w:t>Dt</w:t>
+                                  </w:r>
+                                  <w:proofErr w:type="spellEnd"/>
+                                  <w:r>
+                                    <w:rPr>
+                                      <w:rFonts w:ascii="Arial" w:eastAsia="Times New Roman" w:hAnsi="Arial" w:cs="Arial"/>
+                                      <w:color w:val="000000"/>
+                                      <w:kern w:val="0"/>
+                                      <w:sz w:val="32"/>
+                                      <w:szCs w:val="32"/>
+                                      <w:lang w:eastAsia="pt-BR"/>
+                                      <w14:ligatures w14:val="none"/>
+                                    </w:rPr>
+                                    <w:t xml:space="preserve"> </w:t>
+                                  </w:r>
+                                  <w:proofErr w:type="spellStart"/>
+                                  <w:r>
+                                    <w:rPr>
+                                      <w:rFonts w:ascii="Arial" w:eastAsia="Times New Roman" w:hAnsi="Arial" w:cs="Arial"/>
+                                      <w:color w:val="000000"/>
+                                      <w:kern w:val="0"/>
+                                      <w:sz w:val="32"/>
+                                      <w:szCs w:val="32"/>
+                                      <w:lang w:eastAsia="pt-BR"/>
+                                      <w14:ligatures w14:val="none"/>
+                                    </w:rPr>
+                                    <w:t>Nasc</w:t>
+                                  </w:r>
+                                  <w:proofErr w:type="spellEnd"/>
+                                  <w:r>
+                                    <w:rPr>
+                                      <w:rFonts w:ascii="Arial" w:eastAsia="Times New Roman" w:hAnsi="Arial" w:cs="Arial"/>
+                                      <w:color w:val="000000"/>
+                                      <w:kern w:val="0"/>
+                                      <w:sz w:val="32"/>
+                                      <w:szCs w:val="32"/>
+                                      <w:lang w:eastAsia="pt-BR"/>
+                                      <w14:ligatures w14:val="none"/>
+                                    </w:rPr>
+                                    <w:t>:</w:t>
                                   </w:r>
                                 </w:p>
                               </w:tc>
@@ -4213,6 +4591,7 @@
                                 <w14:ligatures w14:val="none"/>
                               </w:rPr>
                             </w:pPr>
+                            <w:proofErr w:type="spellStart"/>
                             <w:r>
                               <w:rPr>
                                 <w:rFonts w:ascii="Arial" w:eastAsia="Times New Roman" w:hAnsi="Arial" w:cs="Arial"/>
@@ -4223,7 +4602,46 @@
                                 <w:lang w:eastAsia="pt-BR"/>
                                 <w14:ligatures w14:val="none"/>
                               </w:rPr>
-                              <w:t>Dt Nasc:</w:t>
+                              <w:t>Dt</w:t>
+                            </w:r>
+                            <w:proofErr w:type="spellEnd"/>
+                            <w:r>
+                              <w:rPr>
+                                <w:rFonts w:ascii="Arial" w:eastAsia="Times New Roman" w:hAnsi="Arial" w:cs="Arial"/>
+                                <w:color w:val="000000"/>
+                                <w:kern w:val="0"/>
+                                <w:sz w:val="32"/>
+                                <w:szCs w:val="32"/>
+                                <w:lang w:eastAsia="pt-BR"/>
+                                <w14:ligatures w14:val="none"/>
+                              </w:rPr>
+                              <w:t xml:space="preserve"> </w:t>
+                            </w:r>
+                            <w:proofErr w:type="spellStart"/>
+                            <w:r>
+                              <w:rPr>
+                                <w:rFonts w:ascii="Arial" w:eastAsia="Times New Roman" w:hAnsi="Arial" w:cs="Arial"/>
+                                <w:color w:val="000000"/>
+                                <w:kern w:val="0"/>
+                                <w:sz w:val="32"/>
+                                <w:szCs w:val="32"/>
+                                <w:lang w:eastAsia="pt-BR"/>
+                                <w14:ligatures w14:val="none"/>
+                              </w:rPr>
+                              <w:t>Nasc</w:t>
+                            </w:r>
+                            <w:proofErr w:type="spellEnd"/>
+                            <w:r>
+                              <w:rPr>
+                                <w:rFonts w:ascii="Arial" w:eastAsia="Times New Roman" w:hAnsi="Arial" w:cs="Arial"/>
+                                <w:color w:val="000000"/>
+                                <w:kern w:val="0"/>
+                                <w:sz w:val="32"/>
+                                <w:szCs w:val="32"/>
+                                <w:lang w:eastAsia="pt-BR"/>
+                                <w14:ligatures w14:val="none"/>
+                              </w:rPr>
+                              <w:t>:</w:t>
                             </w:r>
                           </w:p>
                         </w:tc>
@@ -4376,7 +4794,21 @@
                               <w:rPr>
                                 <w:rFonts w:cs="Arial"/>
                               </w:rPr>
-                              <w:t>{funcao}</w:t>
+                              <w:t>{</w:t>
+                            </w:r>
+                            <w:proofErr w:type="spellStart"/>
+                            <w:r>
+                              <w:rPr>
+                                <w:rFonts w:cs="Arial"/>
+                              </w:rPr>
+                              <w:t>funcao</w:t>
+                            </w:r>
+                            <w:proofErr w:type="spellEnd"/>
+                            <w:r>
+                              <w:rPr>
+                                <w:rFonts w:cs="Arial"/>
+                              </w:rPr>
+                              <w:t>}</w:t>
                             </w:r>
                           </w:p>
                           <w:tbl>
@@ -4423,6 +4855,7 @@
                                       <w14:ligatures w14:val="none"/>
                                     </w:rPr>
                                   </w:pPr>
+                                  <w:proofErr w:type="spellStart"/>
                                   <w:r>
                                     <w:rPr>
                                       <w:rFonts w:ascii="Arial" w:eastAsia="Times New Roman" w:hAnsi="Arial" w:cs="Arial"/>
@@ -4433,7 +4866,46 @@
                                       <w:lang w:eastAsia="pt-BR"/>
                                       <w14:ligatures w14:val="none"/>
                                     </w:rPr>
-                                    <w:t>Dt Nasc:</w:t>
+                                    <w:t>Dt</w:t>
+                                  </w:r>
+                                  <w:proofErr w:type="spellEnd"/>
+                                  <w:r>
+                                    <w:rPr>
+                                      <w:rFonts w:ascii="Arial" w:eastAsia="Times New Roman" w:hAnsi="Arial" w:cs="Arial"/>
+                                      <w:color w:val="000000"/>
+                                      <w:kern w:val="0"/>
+                                      <w:sz w:val="32"/>
+                                      <w:szCs w:val="32"/>
+                                      <w:lang w:eastAsia="pt-BR"/>
+                                      <w14:ligatures w14:val="none"/>
+                                    </w:rPr>
+                                    <w:t xml:space="preserve"> </w:t>
+                                  </w:r>
+                                  <w:proofErr w:type="spellStart"/>
+                                  <w:r>
+                                    <w:rPr>
+                                      <w:rFonts w:ascii="Arial" w:eastAsia="Times New Roman" w:hAnsi="Arial" w:cs="Arial"/>
+                                      <w:color w:val="000000"/>
+                                      <w:kern w:val="0"/>
+                                      <w:sz w:val="32"/>
+                                      <w:szCs w:val="32"/>
+                                      <w:lang w:eastAsia="pt-BR"/>
+                                      <w14:ligatures w14:val="none"/>
+                                    </w:rPr>
+                                    <w:t>Nasc</w:t>
+                                  </w:r>
+                                  <w:proofErr w:type="spellEnd"/>
+                                  <w:r>
+                                    <w:rPr>
+                                      <w:rFonts w:ascii="Arial" w:eastAsia="Times New Roman" w:hAnsi="Arial" w:cs="Arial"/>
+                                      <w:color w:val="000000"/>
+                                      <w:kern w:val="0"/>
+                                      <w:sz w:val="32"/>
+                                      <w:szCs w:val="32"/>
+                                      <w:lang w:eastAsia="pt-BR"/>
+                                      <w14:ligatures w14:val="none"/>
+                                    </w:rPr>
+                                    <w:t>:</w:t>
                                   </w:r>
                                 </w:p>
                               </w:tc>
@@ -4550,7 +5022,21 @@
                         <w:rPr>
                           <w:rFonts w:cs="Arial"/>
                         </w:rPr>
-                        <w:t>{funcao}</w:t>
+                        <w:t>{</w:t>
+                      </w:r>
+                      <w:proofErr w:type="spellStart"/>
+                      <w:r>
+                        <w:rPr>
+                          <w:rFonts w:cs="Arial"/>
+                        </w:rPr>
+                        <w:t>funcao</w:t>
+                      </w:r>
+                      <w:proofErr w:type="spellEnd"/>
+                      <w:r>
+                        <w:rPr>
+                          <w:rFonts w:cs="Arial"/>
+                        </w:rPr>
+                        <w:t>}</w:t>
                       </w:r>
                     </w:p>
                     <w:tbl>
@@ -4597,6 +5083,7 @@
                                 <w14:ligatures w14:val="none"/>
                               </w:rPr>
                             </w:pPr>
+                            <w:proofErr w:type="spellStart"/>
                             <w:r>
                               <w:rPr>
                                 <w:rFonts w:ascii="Arial" w:eastAsia="Times New Roman" w:hAnsi="Arial" w:cs="Arial"/>
@@ -4607,7 +5094,46 @@
                                 <w:lang w:eastAsia="pt-BR"/>
                                 <w14:ligatures w14:val="none"/>
                               </w:rPr>
-                              <w:t>Dt Nasc:</w:t>
+                              <w:t>Dt</w:t>
+                            </w:r>
+                            <w:proofErr w:type="spellEnd"/>
+                            <w:r>
+                              <w:rPr>
+                                <w:rFonts w:ascii="Arial" w:eastAsia="Times New Roman" w:hAnsi="Arial" w:cs="Arial"/>
+                                <w:color w:val="000000"/>
+                                <w:kern w:val="0"/>
+                                <w:sz w:val="32"/>
+                                <w:szCs w:val="32"/>
+                                <w:lang w:eastAsia="pt-BR"/>
+                                <w14:ligatures w14:val="none"/>
+                              </w:rPr>
+                              <w:t xml:space="preserve"> </w:t>
+                            </w:r>
+                            <w:proofErr w:type="spellStart"/>
+                            <w:r>
+                              <w:rPr>
+                                <w:rFonts w:ascii="Arial" w:eastAsia="Times New Roman" w:hAnsi="Arial" w:cs="Arial"/>
+                                <w:color w:val="000000"/>
+                                <w:kern w:val="0"/>
+                                <w:sz w:val="32"/>
+                                <w:szCs w:val="32"/>
+                                <w:lang w:eastAsia="pt-BR"/>
+                                <w14:ligatures w14:val="none"/>
+                              </w:rPr>
+                              <w:t>Nasc</w:t>
+                            </w:r>
+                            <w:proofErr w:type="spellEnd"/>
+                            <w:r>
+                              <w:rPr>
+                                <w:rFonts w:ascii="Arial" w:eastAsia="Times New Roman" w:hAnsi="Arial" w:cs="Arial"/>
+                                <w:color w:val="000000"/>
+                                <w:kern w:val="0"/>
+                                <w:sz w:val="32"/>
+                                <w:szCs w:val="32"/>
+                                <w:lang w:eastAsia="pt-BR"/>
+                                <w14:ligatures w14:val="none"/>
+                              </w:rPr>
+                              <w:t>:</w:t>
                             </w:r>
                           </w:p>
                         </w:tc>
@@ -4819,6 +5345,7 @@
                                       <w14:ligatures w14:val="none"/>
                                     </w:rPr>
                                   </w:pPr>
+                                  <w:proofErr w:type="spellStart"/>
                                   <w:r>
                                     <w:rPr>
                                       <w:rFonts w:ascii="Arial" w:eastAsia="Times New Roman" w:hAnsi="Arial" w:cs="Arial"/>
@@ -4829,7 +5356,46 @@
                                       <w:lang w:eastAsia="pt-BR"/>
                                       <w14:ligatures w14:val="none"/>
                                     </w:rPr>
-                                    <w:t>Dt Nasc:</w:t>
+                                    <w:t>Dt</w:t>
+                                  </w:r>
+                                  <w:proofErr w:type="spellEnd"/>
+                                  <w:r>
+                                    <w:rPr>
+                                      <w:rFonts w:ascii="Arial" w:eastAsia="Times New Roman" w:hAnsi="Arial" w:cs="Arial"/>
+                                      <w:color w:val="000000"/>
+                                      <w:kern w:val="0"/>
+                                      <w:sz w:val="32"/>
+                                      <w:szCs w:val="32"/>
+                                      <w:lang w:eastAsia="pt-BR"/>
+                                      <w14:ligatures w14:val="none"/>
+                                    </w:rPr>
+                                    <w:t xml:space="preserve"> </w:t>
+                                  </w:r>
+                                  <w:proofErr w:type="spellStart"/>
+                                  <w:r>
+                                    <w:rPr>
+                                      <w:rFonts w:ascii="Arial" w:eastAsia="Times New Roman" w:hAnsi="Arial" w:cs="Arial"/>
+                                      <w:color w:val="000000"/>
+                                      <w:kern w:val="0"/>
+                                      <w:sz w:val="32"/>
+                                      <w:szCs w:val="32"/>
+                                      <w:lang w:eastAsia="pt-BR"/>
+                                      <w14:ligatures w14:val="none"/>
+                                    </w:rPr>
+                                    <w:t>Nasc</w:t>
+                                  </w:r>
+                                  <w:proofErr w:type="spellEnd"/>
+                                  <w:r>
+                                    <w:rPr>
+                                      <w:rFonts w:ascii="Arial" w:eastAsia="Times New Roman" w:hAnsi="Arial" w:cs="Arial"/>
+                                      <w:color w:val="000000"/>
+                                      <w:kern w:val="0"/>
+                                      <w:sz w:val="32"/>
+                                      <w:szCs w:val="32"/>
+                                      <w:lang w:eastAsia="pt-BR"/>
+                                      <w14:ligatures w14:val="none"/>
+                                    </w:rPr>
+                                    <w:t>:</w:t>
                                   </w:r>
                                 </w:p>
                               </w:tc>
@@ -5005,6 +5571,7 @@
                                 <w14:ligatures w14:val="none"/>
                               </w:rPr>
                             </w:pPr>
+                            <w:proofErr w:type="spellStart"/>
                             <w:r>
                               <w:rPr>
                                 <w:rFonts w:ascii="Arial" w:eastAsia="Times New Roman" w:hAnsi="Arial" w:cs="Arial"/>
@@ -5015,7 +5582,46 @@
                                 <w:lang w:eastAsia="pt-BR"/>
                                 <w14:ligatures w14:val="none"/>
                               </w:rPr>
-                              <w:t>Dt Nasc:</w:t>
+                              <w:t>Dt</w:t>
+                            </w:r>
+                            <w:proofErr w:type="spellEnd"/>
+                            <w:r>
+                              <w:rPr>
+                                <w:rFonts w:ascii="Arial" w:eastAsia="Times New Roman" w:hAnsi="Arial" w:cs="Arial"/>
+                                <w:color w:val="000000"/>
+                                <w:kern w:val="0"/>
+                                <w:sz w:val="32"/>
+                                <w:szCs w:val="32"/>
+                                <w:lang w:eastAsia="pt-BR"/>
+                                <w14:ligatures w14:val="none"/>
+                              </w:rPr>
+                              <w:t xml:space="preserve"> </w:t>
+                            </w:r>
+                            <w:proofErr w:type="spellStart"/>
+                            <w:r>
+                              <w:rPr>
+                                <w:rFonts w:ascii="Arial" w:eastAsia="Times New Roman" w:hAnsi="Arial" w:cs="Arial"/>
+                                <w:color w:val="000000"/>
+                                <w:kern w:val="0"/>
+                                <w:sz w:val="32"/>
+                                <w:szCs w:val="32"/>
+                                <w:lang w:eastAsia="pt-BR"/>
+                                <w14:ligatures w14:val="none"/>
+                              </w:rPr>
+                              <w:t>Nasc</w:t>
+                            </w:r>
+                            <w:proofErr w:type="spellEnd"/>
+                            <w:r>
+                              <w:rPr>
+                                <w:rFonts w:ascii="Arial" w:eastAsia="Times New Roman" w:hAnsi="Arial" w:cs="Arial"/>
+                                <w:color w:val="000000"/>
+                                <w:kern w:val="0"/>
+                                <w:sz w:val="32"/>
+                                <w:szCs w:val="32"/>
+                                <w:lang w:eastAsia="pt-BR"/>
+                                <w14:ligatures w14:val="none"/>
+                              </w:rPr>
+                              <w:t>:</w:t>
                             </w:r>
                           </w:p>
                         </w:tc>
@@ -5211,6 +5817,7 @@
                                       <w14:ligatures w14:val="none"/>
                                     </w:rPr>
                                   </w:pPr>
+                                  <w:proofErr w:type="spellStart"/>
                                   <w:r>
                                     <w:rPr>
                                       <w:rFonts w:ascii="Arial" w:eastAsia="Times New Roman" w:hAnsi="Arial" w:cs="Arial"/>
@@ -5221,7 +5828,46 @@
                                       <w:lang w:eastAsia="pt-BR"/>
                                       <w14:ligatures w14:val="none"/>
                                     </w:rPr>
-                                    <w:t>Dt Nasc:</w:t>
+                                    <w:t>Dt</w:t>
+                                  </w:r>
+                                  <w:proofErr w:type="spellEnd"/>
+                                  <w:r>
+                                    <w:rPr>
+                                      <w:rFonts w:ascii="Arial" w:eastAsia="Times New Roman" w:hAnsi="Arial" w:cs="Arial"/>
+                                      <w:color w:val="000000"/>
+                                      <w:kern w:val="0"/>
+                                      <w:sz w:val="32"/>
+                                      <w:szCs w:val="32"/>
+                                      <w:lang w:eastAsia="pt-BR"/>
+                                      <w14:ligatures w14:val="none"/>
+                                    </w:rPr>
+                                    <w:t xml:space="preserve"> </w:t>
+                                  </w:r>
+                                  <w:proofErr w:type="spellStart"/>
+                                  <w:r>
+                                    <w:rPr>
+                                      <w:rFonts w:ascii="Arial" w:eastAsia="Times New Roman" w:hAnsi="Arial" w:cs="Arial"/>
+                                      <w:color w:val="000000"/>
+                                      <w:kern w:val="0"/>
+                                      <w:sz w:val="32"/>
+                                      <w:szCs w:val="32"/>
+                                      <w:lang w:eastAsia="pt-BR"/>
+                                      <w14:ligatures w14:val="none"/>
+                                    </w:rPr>
+                                    <w:t>Nasc</w:t>
+                                  </w:r>
+                                  <w:proofErr w:type="spellEnd"/>
+                                  <w:r>
+                                    <w:rPr>
+                                      <w:rFonts w:ascii="Arial" w:eastAsia="Times New Roman" w:hAnsi="Arial" w:cs="Arial"/>
+                                      <w:color w:val="000000"/>
+                                      <w:kern w:val="0"/>
+                                      <w:sz w:val="32"/>
+                                      <w:szCs w:val="32"/>
+                                      <w:lang w:eastAsia="pt-BR"/>
+                                      <w14:ligatures w14:val="none"/>
+                                    </w:rPr>
+                                    <w:t>:</w:t>
                                   </w:r>
                                 </w:p>
                               </w:tc>
@@ -5381,6 +6027,7 @@
                                 <w14:ligatures w14:val="none"/>
                               </w:rPr>
                             </w:pPr>
+                            <w:proofErr w:type="spellStart"/>
                             <w:r>
                               <w:rPr>
                                 <w:rFonts w:ascii="Arial" w:eastAsia="Times New Roman" w:hAnsi="Arial" w:cs="Arial"/>
@@ -5391,7 +6038,46 @@
                                 <w:lang w:eastAsia="pt-BR"/>
                                 <w14:ligatures w14:val="none"/>
                               </w:rPr>
-                              <w:t>Dt Nasc:</w:t>
+                              <w:t>Dt</w:t>
+                            </w:r>
+                            <w:proofErr w:type="spellEnd"/>
+                            <w:r>
+                              <w:rPr>
+                                <w:rFonts w:ascii="Arial" w:eastAsia="Times New Roman" w:hAnsi="Arial" w:cs="Arial"/>
+                                <w:color w:val="000000"/>
+                                <w:kern w:val="0"/>
+                                <w:sz w:val="32"/>
+                                <w:szCs w:val="32"/>
+                                <w:lang w:eastAsia="pt-BR"/>
+                                <w14:ligatures w14:val="none"/>
+                              </w:rPr>
+                              <w:t xml:space="preserve"> </w:t>
+                            </w:r>
+                            <w:proofErr w:type="spellStart"/>
+                            <w:r>
+                              <w:rPr>
+                                <w:rFonts w:ascii="Arial" w:eastAsia="Times New Roman" w:hAnsi="Arial" w:cs="Arial"/>
+                                <w:color w:val="000000"/>
+                                <w:kern w:val="0"/>
+                                <w:sz w:val="32"/>
+                                <w:szCs w:val="32"/>
+                                <w:lang w:eastAsia="pt-BR"/>
+                                <w14:ligatures w14:val="none"/>
+                              </w:rPr>
+                              <w:t>Nasc</w:t>
+                            </w:r>
+                            <w:proofErr w:type="spellEnd"/>
+                            <w:r>
+                              <w:rPr>
+                                <w:rFonts w:ascii="Arial" w:eastAsia="Times New Roman" w:hAnsi="Arial" w:cs="Arial"/>
+                                <w:color w:val="000000"/>
+                                <w:kern w:val="0"/>
+                                <w:sz w:val="32"/>
+                                <w:szCs w:val="32"/>
+                                <w:lang w:eastAsia="pt-BR"/>
+                                <w14:ligatures w14:val="none"/>
+                              </w:rPr>
+                              <w:t>:</w:t>
                             </w:r>
                           </w:p>
                         </w:tc>
@@ -5536,11 +6222,19 @@
                               </w:rPr>
                               <w:t>{</w:t>
                             </w:r>
+                            <w:proofErr w:type="spellStart"/>
                             <w:r>
                               <w:rPr>
                                 <w:rFonts w:cs="Arial"/>
                               </w:rPr>
-                              <w:t>cpf}</w:t>
+                              <w:t>cpf</w:t>
+                            </w:r>
+                            <w:proofErr w:type="spellEnd"/>
+                            <w:r>
+                              <w:rPr>
+                                <w:rFonts w:cs="Arial"/>
+                              </w:rPr>
+                              <w:t>}</w:t>
                             </w:r>
                           </w:p>
                           <w:tbl>
@@ -5587,6 +6281,7 @@
                                       <w14:ligatures w14:val="none"/>
                                     </w:rPr>
                                   </w:pPr>
+                                  <w:proofErr w:type="spellStart"/>
                                   <w:r>
                                     <w:rPr>
                                       <w:rFonts w:ascii="Arial" w:eastAsia="Times New Roman" w:hAnsi="Arial" w:cs="Arial"/>
@@ -5597,7 +6292,46 @@
                                       <w:lang w:eastAsia="pt-BR"/>
                                       <w14:ligatures w14:val="none"/>
                                     </w:rPr>
-                                    <w:t>Dt Nasc:</w:t>
+                                    <w:t>Dt</w:t>
+                                  </w:r>
+                                  <w:proofErr w:type="spellEnd"/>
+                                  <w:r>
+                                    <w:rPr>
+                                      <w:rFonts w:ascii="Arial" w:eastAsia="Times New Roman" w:hAnsi="Arial" w:cs="Arial"/>
+                                      <w:color w:val="000000"/>
+                                      <w:kern w:val="0"/>
+                                      <w:sz w:val="32"/>
+                                      <w:szCs w:val="32"/>
+                                      <w:lang w:eastAsia="pt-BR"/>
+                                      <w14:ligatures w14:val="none"/>
+                                    </w:rPr>
+                                    <w:t xml:space="preserve"> </w:t>
+                                  </w:r>
+                                  <w:proofErr w:type="spellStart"/>
+                                  <w:r>
+                                    <w:rPr>
+                                      <w:rFonts w:ascii="Arial" w:eastAsia="Times New Roman" w:hAnsi="Arial" w:cs="Arial"/>
+                                      <w:color w:val="000000"/>
+                                      <w:kern w:val="0"/>
+                                      <w:sz w:val="32"/>
+                                      <w:szCs w:val="32"/>
+                                      <w:lang w:eastAsia="pt-BR"/>
+                                      <w14:ligatures w14:val="none"/>
+                                    </w:rPr>
+                                    <w:t>Nasc</w:t>
+                                  </w:r>
+                                  <w:proofErr w:type="spellEnd"/>
+                                  <w:r>
+                                    <w:rPr>
+                                      <w:rFonts w:ascii="Arial" w:eastAsia="Times New Roman" w:hAnsi="Arial" w:cs="Arial"/>
+                                      <w:color w:val="000000"/>
+                                      <w:kern w:val="0"/>
+                                      <w:sz w:val="32"/>
+                                      <w:szCs w:val="32"/>
+                                      <w:lang w:eastAsia="pt-BR"/>
+                                      <w14:ligatures w14:val="none"/>
+                                    </w:rPr>
+                                    <w:t>:</w:t>
                                   </w:r>
                                 </w:p>
                               </w:tc>
@@ -5706,11 +6440,19 @@
                         </w:rPr>
                         <w:t>{</w:t>
                       </w:r>
+                      <w:proofErr w:type="spellStart"/>
                       <w:r>
                         <w:rPr>
                           <w:rFonts w:cs="Arial"/>
                         </w:rPr>
-                        <w:t>cpf}</w:t>
+                        <w:t>cpf</w:t>
+                      </w:r>
+                      <w:proofErr w:type="spellEnd"/>
+                      <w:r>
+                        <w:rPr>
+                          <w:rFonts w:cs="Arial"/>
+                        </w:rPr>
+                        <w:t>}</w:t>
                       </w:r>
                     </w:p>
                     <w:tbl>
@@ -5757,6 +6499,7 @@
                                 <w14:ligatures w14:val="none"/>
                               </w:rPr>
                             </w:pPr>
+                            <w:proofErr w:type="spellStart"/>
                             <w:r>
                               <w:rPr>
                                 <w:rFonts w:ascii="Arial" w:eastAsia="Times New Roman" w:hAnsi="Arial" w:cs="Arial"/>
@@ -5767,7 +6510,46 @@
                                 <w:lang w:eastAsia="pt-BR"/>
                                 <w14:ligatures w14:val="none"/>
                               </w:rPr>
-                              <w:t>Dt Nasc:</w:t>
+                              <w:t>Dt</w:t>
+                            </w:r>
+                            <w:proofErr w:type="spellEnd"/>
+                            <w:r>
+                              <w:rPr>
+                                <w:rFonts w:ascii="Arial" w:eastAsia="Times New Roman" w:hAnsi="Arial" w:cs="Arial"/>
+                                <w:color w:val="000000"/>
+                                <w:kern w:val="0"/>
+                                <w:sz w:val="32"/>
+                                <w:szCs w:val="32"/>
+                                <w:lang w:eastAsia="pt-BR"/>
+                                <w14:ligatures w14:val="none"/>
+                              </w:rPr>
+                              <w:t xml:space="preserve"> </w:t>
+                            </w:r>
+                            <w:proofErr w:type="spellStart"/>
+                            <w:r>
+                              <w:rPr>
+                                <w:rFonts w:ascii="Arial" w:eastAsia="Times New Roman" w:hAnsi="Arial" w:cs="Arial"/>
+                                <w:color w:val="000000"/>
+                                <w:kern w:val="0"/>
+                                <w:sz w:val="32"/>
+                                <w:szCs w:val="32"/>
+                                <w:lang w:eastAsia="pt-BR"/>
+                                <w14:ligatures w14:val="none"/>
+                              </w:rPr>
+                              <w:t>Nasc</w:t>
+                            </w:r>
+                            <w:proofErr w:type="spellEnd"/>
+                            <w:r>
+                              <w:rPr>
+                                <w:rFonts w:ascii="Arial" w:eastAsia="Times New Roman" w:hAnsi="Arial" w:cs="Arial"/>
+                                <w:color w:val="000000"/>
+                                <w:kern w:val="0"/>
+                                <w:sz w:val="32"/>
+                                <w:szCs w:val="32"/>
+                                <w:lang w:eastAsia="pt-BR"/>
+                                <w14:ligatures w14:val="none"/>
+                              </w:rPr>
+                              <w:t>:</w:t>
                             </w:r>
                           </w:p>
                         </w:tc>
@@ -5903,7 +6685,15 @@
           </w:tcPr>
           <w:p>
             <w:r>
-              <w:t>{od}</w:t>
+              <w:t>{</w:t>
+            </w:r>
+            <w:proofErr w:type="spellStart"/>
+            <w:r>
+              <w:t>od</w:t>
+            </w:r>
+            <w:proofErr w:type="spellEnd"/>
+            <w:r>
+              <w:t>}</w:t>
             </w:r>
           </w:p>
         </w:tc>
@@ -5934,7 +6724,15 @@
           </w:tcPr>
           <w:p>
             <w:r>
-              <w:t>{oe}</w:t>
+              <w:t>{</w:t>
+            </w:r>
+            <w:proofErr w:type="spellStart"/>
+            <w:r>
+              <w:t>oe</w:t>
+            </w:r>
+            <w:proofErr w:type="spellEnd"/>
+            <w:r>
+              <w:t>}</w:t>
             </w:r>
           </w:p>
         </w:tc>
@@ -6019,7 +6817,59 @@
                           </w:p>
                           <w:p>
                             <w:r>
-                              <w:t>{obs}</w:t>
+                              <w:t>{</w:t>
+                            </w:r>
+                            <w:proofErr w:type="spellStart"/>
+                            <w:r>
+                              <w:t>obs</w:t>
+                            </w:r>
+                            <w:proofErr w:type="spellEnd"/>
+                            <w:r>
+                              <w:t>}</w:t>
+                            </w:r>
+                          </w:p>
+                          <w:p>
+                            <w:pPr>
+                              <w:pStyle w:val="SemEspaamento"/>
+                              <w:rPr>
+                                <w:rFonts w:ascii="Arial" w:hAnsi="Arial" w:cs="Arial"/>
+                                <w:sz w:val="22"/>
+                                <w:szCs w:val="22"/>
+                              </w:rPr>
+                            </w:pPr>
+                            <w:r>
+                              <w:rPr>
+                                <w:rFonts w:ascii="Arial" w:hAnsi="Arial" w:cs="Arial"/>
+                                <w:sz w:val="22"/>
+                                <w:szCs w:val="22"/>
+                              </w:rPr>
+                              <w:t>Analise com base em</w:t>
+                            </w:r>
+                          </w:p>
+                          <w:p>
+                            <w:pPr>
+                              <w:pStyle w:val="SemEspaamento"/>
+                              <w:rPr>
+                                <w:rFonts w:ascii="Arial" w:hAnsi="Arial" w:cs="Arial"/>
+                                <w:sz w:val="22"/>
+                                <w:szCs w:val="22"/>
+                              </w:rPr>
+                            </w:pPr>
+                            <w:r>
+                              <w:rPr>
+                                <w:rFonts w:ascii="Arial" w:hAnsi="Arial" w:cs="Arial"/>
+                                <w:sz w:val="22"/>
+                                <w:szCs w:val="22"/>
+                              </w:rPr>
+                              <w:t>SILMAN e SILVERMAN (1997) e LLOYD e KAPLAN (1978)</w:t>
+                            </w:r>
+                            <w:r>
+                              <w:rPr>
+                                <w:rFonts w:ascii="Arial" w:hAnsi="Arial" w:cs="Arial"/>
+                                <w:sz w:val="22"/>
+                                <w:szCs w:val="22"/>
+                              </w:rPr>
+                              <w:tab/>
                             </w:r>
                           </w:p>
                         </w:txbxContent>
@@ -6066,7 +6916,59 @@
                     </w:p>
                     <w:p>
                       <w:r>
-                        <w:t>{obs}</w:t>
+                        <w:t>{</w:t>
+                      </w:r>
+                      <w:proofErr w:type="spellStart"/>
+                      <w:r>
+                        <w:t>obs</w:t>
+                      </w:r>
+                      <w:proofErr w:type="spellEnd"/>
+                      <w:r>
+                        <w:t>}</w:t>
+                      </w:r>
+                    </w:p>
+                    <w:p>
+                      <w:pPr>
+                        <w:pStyle w:val="SemEspaamento"/>
+                        <w:rPr>
+                          <w:rFonts w:ascii="Arial" w:hAnsi="Arial" w:cs="Arial"/>
+                          <w:sz w:val="22"/>
+                          <w:szCs w:val="22"/>
+                        </w:rPr>
+                      </w:pPr>
+                      <w:r>
+                        <w:rPr>
+                          <w:rFonts w:ascii="Arial" w:hAnsi="Arial" w:cs="Arial"/>
+                          <w:sz w:val="22"/>
+                          <w:szCs w:val="22"/>
+                        </w:rPr>
+                        <w:t>Analise com base em</w:t>
+                      </w:r>
+                    </w:p>
+                    <w:p>
+                      <w:pPr>
+                        <w:pStyle w:val="SemEspaamento"/>
+                        <w:rPr>
+                          <w:rFonts w:ascii="Arial" w:hAnsi="Arial" w:cs="Arial"/>
+                          <w:sz w:val="22"/>
+                          <w:szCs w:val="22"/>
+                        </w:rPr>
+                      </w:pPr>
+                      <w:r>
+                        <w:rPr>
+                          <w:rFonts w:ascii="Arial" w:hAnsi="Arial" w:cs="Arial"/>
+                          <w:sz w:val="22"/>
+                          <w:szCs w:val="22"/>
+                        </w:rPr>
+                        <w:t>SILMAN e SILVERMAN (1997) e LLOYD e KAPLAN (1978)</w:t>
+                      </w:r>
+                      <w:r>
+                        <w:rPr>
+                          <w:rFonts w:ascii="Arial" w:hAnsi="Arial" w:cs="Arial"/>
+                          <w:sz w:val="22"/>
+                          <w:szCs w:val="22"/>
+                        </w:rPr>
+                        <w:tab/>
                       </w:r>
                     </w:p>
                   </w:txbxContent>
